--- a/a7/packages/A7 Unit 3 - Exponents and Scientific Notation/Lesson Plans/A7 3.01  Lesson Plan.docx
+++ b/a7/packages/A7 Unit 3 - Exponents and Scientific Notation/Lesson Plans/A7 3.01  Lesson Plan.docx
@@ -5185,7 +5185,26 @@
                 <w:color w:val="1A1A1A"/>
                 <w:sz w:val="18"/>
               </w:rPr>
-              <w:t>1/6 — multiplied the exponents; 5/2 or 1/10 — treated the fraction as two numbers</w:t>
+              <w:t>1/64 — multiplied the exponents, (1/2)</w:t>
+            </w:r>
+            <w:r>
+              <w:rPr>
+                <w:b w:val="0"/>
+                <w:i w:val="0"/>
+                <w:color w:val="1A1A1A"/>
+                <w:sz w:val="18"/>
+                <w:vertAlign w:val="superscript"/>
+              </w:rPr>
+              <w:t>6</w:t>
+            </w:r>
+            <w:r>
+              <w:rPr>
+                <w:b w:val="0"/>
+                <w:i w:val="0"/>
+                <w:color w:val="1A1A1A"/>
+                <w:sz w:val="18"/>
+              </w:rPr>
+              <w:t xml:space="preserve"> [confused with power of a power]; 5/2 — the exponent 5 written over the 2; 1/10 — the denominator multiplied by 5 instead of raised to the 5th</w:t>
             </w:r>
           </w:p>
         </w:tc>
@@ -5371,7 +5390,7 @@
                 <w:color w:val="1A1A1A"/>
                 <w:sz w:val="18"/>
               </w:rPr>
-              <w:t>992 — distributed the exponent over the sum [B1G-M 7.NSO.1.1: the laws apply to products and quotients, never to sums]</w:t>
+              <w:t>992 — distributed the exponent over the sum [7.NSO.1.1: the laws apply to products and quotients, never to sums]</w:t>
             </w:r>
           </w:p>
         </w:tc>

--- a/a7/packages/A7 Unit 3 - Exponents and Scientific Notation/Lesson Plans/A7 3.01  Lesson Plan.docx
+++ b/a7/packages/A7 Unit 3 - Exponents and Scientific Notation/Lesson Plans/A7 3.01  Lesson Plan.docx
@@ -893,7 +893,7 @@
                 <w:color w:val="1A1A1A"/>
                 <w:sz w:val="20"/>
               </w:rPr>
-              <w:t>Notes I and II — 5</w:t>
+              <w:t>Notes II — 3</w:t>
             </w:r>
             <w:r>
               <w:rPr>
@@ -912,7 +912,7 @@
                 <w:color w:val="1A1A1A"/>
                 <w:sz w:val="20"/>
               </w:rPr>
-              <w:t>·5</w:t>
+              <w:t>·3</w:t>
             </w:r>
             <w:r>
               <w:rPr>
@@ -931,7 +931,7 @@
                 <w:color w:val="1A1A1A"/>
                 <w:sz w:val="20"/>
               </w:rPr>
-              <w:t xml:space="preserve"> is expanded into five factors of 5 before the rule is named, so the law is read off the structure rather than memorised.</w:t>
+              <w:t xml:space="preserve"> is expanded into five factors of 3 before the rule is named, so the law is read off the structure rather than memorised.</w:t>
             </w:r>
           </w:p>
         </w:tc>
@@ -5911,7 +5911,7 @@
           <w:color w:val="1A1A1A"/>
           <w:sz w:val="21"/>
         </w:rPr>
-        <w:t xml:space="preserve">  The six-question independent set is worked silently in class; whatever is not finished goes home. IXL, all skills required to a SmartScore of 67, due at the start of the next class: Evaluate powers — SZQ; Multiplication with exponents — 5SK; Power rule — 8DA; Optional: Understanding exponents — BFA.</w:t>
+        <w:t xml:space="preserve">  The six-question independent set is worked silently in class; whatever is not finished goes home. IXL, all skills required to a SmartScore of 67, due at the start of the next class: Evaluate powers — SZQ; Multiplication with exponents — 5SK; Power rule — 8DA; Understanding exponents — BFA.</w:t>
       </w:r>
     </w:p>
     <w:sectPr>

--- a/a7/packages/A7 Unit 3 - Exponents and Scientific Notation/Lesson Plans/A7 3.01  Lesson Plan.docx
+++ b/a7/packages/A7 Unit 3 - Exponents and Scientific Notation/Lesson Plans/A7 3.01  Lesson Plan.docx
@@ -563,91 +563,134 @@
         </w:rPr>
       </w:r>
     </w:p>
+    <w:tbl>
+      <w:tblPr>
+        <w:tblLayout w:type="fixed"/>
+        <w:tblLook w:firstColumn="1" w:firstRow="1" w:lastColumn="0" w:lastRow="0" w:noHBand="0" w:noVBand="1" w:val="04A0"/>
+        <w:tblLayout w:type="fixed"/>
+        <w:tblW w:w="9360" w:type="dxa"/>
+      </w:tblPr>
+      <w:tblGrid>
+        <w:gridCol w:w="9360"/>
+      </w:tblGrid>
+      <w:tr>
+        <w:trPr>
+          <w:cantSplit/>
+        </w:trPr>
+        <w:tc>
+          <w:tcPr>
+            <w:tcW w:type="dxa" w:w="9360"/>
+            <w:tcBorders>
+              <w:top w:val="nil"/>
+              <w:left w:val="nil"/>
+              <w:bottom w:val="nil"/>
+              <w:right w:val="nil"/>
+            </w:tcBorders>
+            <w:tcMar>
+              <w:top w:w="0" w:type="dxa"/>
+              <w:left w:w="0" w:type="dxa"/>
+              <w:bottom w:w="0" w:type="dxa"/>
+              <w:right w:w="0" w:type="dxa"/>
+            </w:tcMar>
+          </w:tcPr>
+          <w:p>
+            <w:pPr>
+              <w:keepNext/>
+              <w:spacing w:before="200" w:after="120"/>
+              <w:pBdr>
+                <w:bottom w:val="single" w:sz="8" w:space="2" w:color="1A1A1A"/>
+              </w:pBdr>
+            </w:pPr>
+            <w:r>
+              <w:rPr>
+                <w:b/>
+                <w:i w:val="0"/>
+                <w:color w:val="1A1A1A"/>
+                <w:sz w:val="24"/>
+              </w:rPr>
+              <w:t>2.  Standards</w:t>
+            </w:r>
+          </w:p>
+          <w:p>
+            <w:pPr>
+              <w:spacing w:before="40" w:after="80"/>
+            </w:pPr>
+            <w:r>
+              <w:rPr>
+                <w:b/>
+                <w:i w:val="0"/>
+                <w:color w:val="1A1A1A"/>
+                <w:sz w:val="21"/>
+              </w:rPr>
+              <w:t>MA.7.NSO.1.1</w:t>
+            </w:r>
+            <w:r>
+              <w:rPr>
+                <w:b w:val="0"/>
+                <w:i w:val="0"/>
+                <w:color w:val="1A1A1A"/>
+                <w:sz w:val="21"/>
+              </w:rPr>
+              <w:t xml:space="preserve">  Know and apply the laws of exponents to evaluate numerical expressions and generate equivalent numerical expressions, limited to whole-number exponents and rational-number bases.</w:t>
+            </w:r>
+          </w:p>
+          <w:p>
+            <w:pPr>
+              <w:spacing w:before="0" w:after="60"/>
+            </w:pPr>
+            <w:r>
+              <w:rPr>
+                <w:b/>
+                <w:i w:val="0"/>
+                <w:color w:val="1A1A1A"/>
+                <w:sz w:val="21"/>
+              </w:rPr>
+              <w:t>Must.</w:t>
+            </w:r>
+            <w:r>
+              <w:rPr>
+                <w:b w:val="0"/>
+                <w:i w:val="0"/>
+                <w:color w:val="1A1A1A"/>
+                <w:sz w:val="21"/>
+              </w:rPr>
+              <w:t xml:space="preserve">  Whole-number exponents with rational bases. Build each law from expansion, then apply it to rewrite an expression and to evaluate one.</w:t>
+            </w:r>
+          </w:p>
+          <w:p>
+            <w:pPr>
+              <w:spacing w:before="0" w:after="80"/>
+            </w:pPr>
+            <w:r>
+              <w:rPr>
+                <w:b/>
+                <w:i w:val="0"/>
+                <w:color w:val="1A1A1A"/>
+                <w:sz w:val="21"/>
+              </w:rPr>
+              <w:t>Must not.</w:t>
+            </w:r>
+            <w:r>
+              <w:rPr>
+                <w:b w:val="0"/>
+                <w:i w:val="0"/>
+                <w:color w:val="1A1A1A"/>
+                <w:sz w:val="21"/>
+              </w:rPr>
+              <w:t xml:space="preserve">  No zero exponent yet — that is 3.02 — and no negative exponents until 3.04. No variables until the Thread A days.</w:t>
+            </w:r>
+          </w:p>
+        </w:tc>
+      </w:tr>
+    </w:tbl>
     <w:p>
       <w:pPr>
-        <w:keepNext/>
-        <w:spacing w:before="200" w:after="120"/>
-        <w:pBdr>
-          <w:bottom w:val="single" w:sz="8" w:space="2" w:color="1A1A1A"/>
-        </w:pBdr>
+        <w:spacing w:after="0" w:before="0" w:line="20" w:lineRule="exact"/>
       </w:pPr>
       <w:r>
         <w:rPr>
-          <w:b/>
-          <w:i w:val="0"/>
-          <w:color w:val="1A1A1A"/>
-          <w:sz w:val="24"/>
+          <w:sz w:val="2"/>
         </w:rPr>
-        <w:t>2.  Standards</w:t>
-      </w:r>
-    </w:p>
-    <w:p>
-      <w:pPr>
-        <w:spacing w:before="40" w:after="80"/>
-      </w:pPr>
-      <w:r>
-        <w:rPr>
-          <w:b/>
-          <w:i w:val="0"/>
-          <w:color w:val="1A1A1A"/>
-          <w:sz w:val="21"/>
-        </w:rPr>
-        <w:t>MA.7.NSO.1.1</w:t>
-      </w:r>
-      <w:r>
-        <w:rPr>
-          <w:b w:val="0"/>
-          <w:i w:val="0"/>
-          <w:color w:val="1A1A1A"/>
-          <w:sz w:val="21"/>
-        </w:rPr>
-        <w:t xml:space="preserve">  Know and apply the laws of exponents to evaluate numerical expressions and generate equivalent numerical expressions, limited to whole-number exponents and rational-number bases.</w:t>
-      </w:r>
-    </w:p>
-    <w:p>
-      <w:pPr>
-        <w:spacing w:before="0" w:after="60"/>
-      </w:pPr>
-      <w:r>
-        <w:rPr>
-          <w:b/>
-          <w:i w:val="0"/>
-          <w:color w:val="1A1A1A"/>
-          <w:sz w:val="21"/>
-        </w:rPr>
-        <w:t>Must.</w:t>
-      </w:r>
-      <w:r>
-        <w:rPr>
-          <w:b w:val="0"/>
-          <w:i w:val="0"/>
-          <w:color w:val="1A1A1A"/>
-          <w:sz w:val="21"/>
-        </w:rPr>
-        <w:t xml:space="preserve">  Whole-number exponents with rational bases. Build each law from expansion, then apply it to rewrite an expression and to evaluate one.</w:t>
-      </w:r>
-    </w:p>
-    <w:p>
-      <w:pPr>
-        <w:spacing w:before="0" w:after="80"/>
-      </w:pPr>
-      <w:r>
-        <w:rPr>
-          <w:b/>
-          <w:i w:val="0"/>
-          <w:color w:val="1A1A1A"/>
-          <w:sz w:val="21"/>
-        </w:rPr>
-        <w:t>Must not.</w:t>
-      </w:r>
-      <w:r>
-        <w:rPr>
-          <w:b w:val="0"/>
-          <w:i w:val="0"/>
-          <w:color w:val="1A1A1A"/>
-          <w:sz w:val="21"/>
-        </w:rPr>
-        <w:t xml:space="preserve">  No zero exponent yet — that is 3.02 — and no negative exponents until 3.04. No variables until the Thread A days.</w:t>
       </w:r>
     </w:p>
     <w:p>
@@ -719,6 +762,7 @@
           </w:tcPr>
           <w:p>
             <w:pPr>
+              <w:keepNext/>
               <w:spacing w:after="0"/>
               <w:jc w:val="center"/>
             </w:pPr>
@@ -752,6 +796,7 @@
           </w:tcPr>
           <w:p>
             <w:pPr>
+              <w:keepNext/>
               <w:spacing w:after="0"/>
               <w:jc w:val="center"/>
             </w:pPr>
@@ -785,6 +830,7 @@
           </w:tcPr>
           <w:p>
             <w:pPr>
+              <w:keepNext/>
               <w:spacing w:after="0"/>
               <w:jc w:val="center"/>
             </w:pPr>
@@ -931,7 +977,7 @@
                 <w:color w:val="1A1A1A"/>
                 <w:sz w:val="20"/>
               </w:rPr>
-              <w:t xml:space="preserve"> is expanded into five factors of 3 before the rule is named, so the law is read off the structure rather than memorised.</w:t>
+              <w:t xml:space="preserve"> is expanded into five factors of 3 before the rule is named, so the law is read off the structure rather than memorized.</w:t>
             </w:r>
           </w:p>
         </w:tc>
@@ -1181,114 +1227,157 @@
         </w:rPr>
       </w:r>
     </w:p>
+    <w:tbl>
+      <w:tblPr>
+        <w:tblLayout w:type="fixed"/>
+        <w:tblLook w:firstColumn="1" w:firstRow="1" w:lastColumn="0" w:lastRow="0" w:noHBand="0" w:noVBand="1" w:val="04A0"/>
+        <w:tblLayout w:type="fixed"/>
+        <w:tblW w:w="9360" w:type="dxa"/>
+      </w:tblPr>
+      <w:tblGrid>
+        <w:gridCol w:w="9360"/>
+      </w:tblGrid>
+      <w:tr>
+        <w:trPr>
+          <w:cantSplit/>
+        </w:trPr>
+        <w:tc>
+          <w:tcPr>
+            <w:tcW w:type="dxa" w:w="9360"/>
+            <w:tcBorders>
+              <w:top w:val="nil"/>
+              <w:left w:val="nil"/>
+              <w:bottom w:val="nil"/>
+              <w:right w:val="nil"/>
+            </w:tcBorders>
+            <w:tcMar>
+              <w:top w:w="0" w:type="dxa"/>
+              <w:left w:w="0" w:type="dxa"/>
+              <w:bottom w:w="0" w:type="dxa"/>
+              <w:right w:w="0" w:type="dxa"/>
+            </w:tcMar>
+          </w:tcPr>
+          <w:p>
+            <w:pPr>
+              <w:keepNext/>
+              <w:spacing w:before="200" w:after="120"/>
+              <w:pBdr>
+                <w:bottom w:val="single" w:sz="8" w:space="2" w:color="1A1A1A"/>
+              </w:pBdr>
+            </w:pPr>
+            <w:r>
+              <w:rPr>
+                <w:b/>
+                <w:i w:val="0"/>
+                <w:color w:val="1A1A1A"/>
+                <w:sz w:val="24"/>
+              </w:rPr>
+              <w:t>4.  Learning Target and Essential Question</w:t>
+            </w:r>
+          </w:p>
+          <w:p>
+            <w:pPr>
+              <w:spacing w:before="40" w:after="60"/>
+            </w:pPr>
+            <w:r>
+              <w:rPr>
+                <w:b/>
+                <w:i w:val="0"/>
+                <w:color w:val="1A1A1A"/>
+                <w:sz w:val="21"/>
+              </w:rPr>
+              <w:t>Learning target.</w:t>
+            </w:r>
+            <w:r>
+              <w:rPr>
+                <w:b w:val="0"/>
+                <w:i w:val="0"/>
+                <w:color w:val="1A1A1A"/>
+                <w:sz w:val="21"/>
+              </w:rPr>
+              <w:t xml:space="preserve">  I can use the product of powers, power of a product, power of a power and identity laws to rewrite and evaluate a numerical expression.</w:t>
+            </w:r>
+          </w:p>
+          <w:p>
+            <w:pPr>
+              <w:spacing w:before="0" w:after="60"/>
+            </w:pPr>
+            <w:r>
+              <w:rPr>
+                <w:b/>
+                <w:i w:val="0"/>
+                <w:color w:val="1A1A1A"/>
+                <w:sz w:val="21"/>
+              </w:rPr>
+              <w:t>Essential question.</w:t>
+            </w:r>
+            <w:r>
+              <w:rPr>
+                <w:b w:val="0"/>
+                <w:i w:val="0"/>
+                <w:color w:val="1A1A1A"/>
+                <w:sz w:val="21"/>
+              </w:rPr>
+              <w:t xml:space="preserve">  How can the laws of exponents be used to write an equivalent expression?</w:t>
+            </w:r>
+          </w:p>
+          <w:p>
+            <w:pPr>
+              <w:spacing w:before="0" w:after="40"/>
+            </w:pPr>
+            <w:r>
+              <w:rPr>
+                <w:b/>
+                <w:i w:val="0"/>
+                <w:color w:val="1A1A1A"/>
+                <w:sz w:val="20"/>
+              </w:rPr>
+              <w:t>Building on.</w:t>
+            </w:r>
+            <w:r>
+              <w:rPr>
+                <w:b w:val="0"/>
+                <w:i w:val="0"/>
+                <w:color w:val="1A1A1A"/>
+                <w:sz w:val="20"/>
+              </w:rPr>
+              <w:t xml:space="preserve">  MA.6.NSO.3.3 — evaluating positive rational numbers with natural-number exponents (Grade 6). Unit 2 — squares and cubes as repeated multiplication.</w:t>
+            </w:r>
+          </w:p>
+          <w:p>
+            <w:pPr>
+              <w:spacing w:before="0" w:after="80"/>
+            </w:pPr>
+            <w:r>
+              <w:rPr>
+                <w:b/>
+                <w:i w:val="0"/>
+                <w:color w:val="1A1A1A"/>
+                <w:sz w:val="20"/>
+              </w:rPr>
+              <w:t>Working toward.</w:t>
+            </w:r>
+            <w:r>
+              <w:rPr>
+                <w:b w:val="0"/>
+                <w:i w:val="0"/>
+                <w:color w:val="1A1A1A"/>
+                <w:sz w:val="20"/>
+              </w:rPr>
+              <w:t xml:space="preserve">  MA.8.NSO.1.3 (integer exponents, Lessons 3.04–3.07) and MA.8.AR.1.1 (the same laws with variable bases, the Thread A days after 3.07).</w:t>
+            </w:r>
+          </w:p>
+        </w:tc>
+      </w:tr>
+    </w:tbl>
     <w:p>
       <w:pPr>
-        <w:keepNext/>
-        <w:spacing w:before="200" w:after="120"/>
-        <w:pBdr>
-          <w:bottom w:val="single" w:sz="8" w:space="2" w:color="1A1A1A"/>
-        </w:pBdr>
+        <w:spacing w:after="0" w:before="0" w:line="20" w:lineRule="exact"/>
       </w:pPr>
       <w:r>
         <w:rPr>
-          <w:b/>
-          <w:i w:val="0"/>
-          <w:color w:val="1A1A1A"/>
-          <w:sz w:val="24"/>
+          <w:sz w:val="2"/>
         </w:rPr>
-        <w:t>4.  Learning Target and Essential Question</w:t>
-      </w:r>
-    </w:p>
-    <w:p>
-      <w:pPr>
-        <w:spacing w:before="40" w:after="60"/>
-      </w:pPr>
-      <w:r>
-        <w:rPr>
-          <w:b/>
-          <w:i w:val="0"/>
-          <w:color w:val="1A1A1A"/>
-          <w:sz w:val="21"/>
-        </w:rPr>
-        <w:t>Learning target.</w:t>
-      </w:r>
-      <w:r>
-        <w:rPr>
-          <w:b w:val="0"/>
-          <w:i w:val="0"/>
-          <w:color w:val="1A1A1A"/>
-          <w:sz w:val="21"/>
-        </w:rPr>
-        <w:t xml:space="preserve">  I can use the product of powers, power of a product, power of a power and identity laws to rewrite and evaluate a numerical expression.</w:t>
-      </w:r>
-    </w:p>
-    <w:p>
-      <w:pPr>
-        <w:spacing w:before="0" w:after="60"/>
-      </w:pPr>
-      <w:r>
-        <w:rPr>
-          <w:b/>
-          <w:i w:val="0"/>
-          <w:color w:val="1A1A1A"/>
-          <w:sz w:val="21"/>
-        </w:rPr>
-        <w:t>Essential question.</w:t>
-      </w:r>
-      <w:r>
-        <w:rPr>
-          <w:b w:val="0"/>
-          <w:i w:val="0"/>
-          <w:color w:val="1A1A1A"/>
-          <w:sz w:val="21"/>
-        </w:rPr>
-        <w:t xml:space="preserve">  How can the laws of exponents be used to write an equivalent expression?</w:t>
-      </w:r>
-    </w:p>
-    <w:p>
-      <w:pPr>
-        <w:spacing w:before="0" w:after="40"/>
-      </w:pPr>
-      <w:r>
-        <w:rPr>
-          <w:b/>
-          <w:i w:val="0"/>
-          <w:color w:val="1A1A1A"/>
-          <w:sz w:val="20"/>
-        </w:rPr>
-        <w:t>Building on.</w:t>
-      </w:r>
-      <w:r>
-        <w:rPr>
-          <w:b w:val="0"/>
-          <w:i w:val="0"/>
-          <w:color w:val="1A1A1A"/>
-          <w:sz w:val="20"/>
-        </w:rPr>
-        <w:t xml:space="preserve">  MA.6.NSO.3.3 — evaluating positive rational numbers with natural-number exponents (Grade 6). Unit 2 — squares and cubes as repeated multiplication.</w:t>
-      </w:r>
-    </w:p>
-    <w:p>
-      <w:pPr>
-        <w:spacing w:before="0" w:after="80"/>
-      </w:pPr>
-      <w:r>
-        <w:rPr>
-          <w:b/>
-          <w:i w:val="0"/>
-          <w:color w:val="1A1A1A"/>
-          <w:sz w:val="20"/>
-        </w:rPr>
-        <w:t>Working toward.</w:t>
-      </w:r>
-      <w:r>
-        <w:rPr>
-          <w:b w:val="0"/>
-          <w:i w:val="0"/>
-          <w:color w:val="1A1A1A"/>
-          <w:sz w:val="20"/>
-        </w:rPr>
-        <w:t xml:space="preserve">  MA.8.NSO.1.3 (integer exponents, Lessons 3.04–3.07) and MA.8.AR.1.1 (the same laws with variable bases, the Thread A days after 3.07).</w:t>
       </w:r>
     </w:p>
     <w:p>
@@ -1361,6 +1450,7 @@
           </w:tcPr>
           <w:p>
             <w:pPr>
+              <w:keepNext/>
               <w:spacing w:after="0"/>
               <w:jc w:val="center"/>
             </w:pPr>
@@ -1394,6 +1484,7 @@
           </w:tcPr>
           <w:p>
             <w:pPr>
+              <w:keepNext/>
               <w:spacing w:after="0"/>
               <w:jc w:val="center"/>
             </w:pPr>
@@ -1427,6 +1518,7 @@
           </w:tcPr>
           <w:p>
             <w:pPr>
+              <w:keepNext/>
               <w:spacing w:after="0"/>
               <w:jc w:val="center"/>
             </w:pPr>
@@ -1460,6 +1552,7 @@
           </w:tcPr>
           <w:p>
             <w:pPr>
+              <w:keepNext/>
               <w:spacing w:after="0"/>
               <w:jc w:val="center"/>
             </w:pPr>
@@ -2887,91 +2980,134 @@
         </w:rPr>
       </w:r>
     </w:p>
+    <w:tbl>
+      <w:tblPr>
+        <w:tblLayout w:type="fixed"/>
+        <w:tblLook w:firstColumn="1" w:firstRow="1" w:lastColumn="0" w:lastRow="0" w:noHBand="0" w:noVBand="1" w:val="04A0"/>
+        <w:tblLayout w:type="fixed"/>
+        <w:tblW w:w="9360" w:type="dxa"/>
+      </w:tblPr>
+      <w:tblGrid>
+        <w:gridCol w:w="9360"/>
+      </w:tblGrid>
+      <w:tr>
+        <w:trPr>
+          <w:cantSplit/>
+        </w:trPr>
+        <w:tc>
+          <w:tcPr>
+            <w:tcW w:type="dxa" w:w="9360"/>
+            <w:tcBorders>
+              <w:top w:val="nil"/>
+              <w:left w:val="nil"/>
+              <w:bottom w:val="nil"/>
+              <w:right w:val="nil"/>
+            </w:tcBorders>
+            <w:tcMar>
+              <w:top w:w="0" w:type="dxa"/>
+              <w:left w:w="0" w:type="dxa"/>
+              <w:bottom w:w="0" w:type="dxa"/>
+              <w:right w:w="0" w:type="dxa"/>
+            </w:tcMar>
+          </w:tcPr>
+          <w:p>
+            <w:pPr>
+              <w:keepNext/>
+              <w:spacing w:before="200" w:after="120"/>
+              <w:pBdr>
+                <w:bottom w:val="single" w:sz="8" w:space="2" w:color="1A1A1A"/>
+              </w:pBdr>
+            </w:pPr>
+            <w:r>
+              <w:rPr>
+                <w:b/>
+                <w:i w:val="0"/>
+                <w:color w:val="1A1A1A"/>
+                <w:sz w:val="24"/>
+              </w:rPr>
+              <w:t>6.  Gradual Release</w:t>
+            </w:r>
+          </w:p>
+          <w:p>
+            <w:pPr>
+              <w:spacing w:before="40" w:after="60"/>
+            </w:pPr>
+            <w:r>
+              <w:rPr>
+                <w:b/>
+                <w:i w:val="0"/>
+                <w:color w:val="1A1A1A"/>
+                <w:sz w:val="21"/>
+              </w:rPr>
+              <w:t>I do.</w:t>
+            </w:r>
+            <w:r>
+              <w:rPr>
+                <w:b w:val="0"/>
+                <w:i w:val="0"/>
+                <w:color w:val="1A1A1A"/>
+                <w:sz w:val="21"/>
+              </w:rPr>
+              <w:t xml:space="preserve">  The Notes slides and the worked half of each Example: the teacher writes, the class copies, and the OFF line is said out loud rather than printed.</w:t>
+            </w:r>
+          </w:p>
+          <w:p>
+            <w:pPr>
+              <w:spacing w:before="0" w:after="60"/>
+            </w:pPr>
+            <w:r>
+              <w:rPr>
+                <w:b/>
+                <w:i w:val="0"/>
+                <w:color w:val="1A1A1A"/>
+                <w:sz w:val="21"/>
+              </w:rPr>
+              <w:t>We do.</w:t>
+            </w:r>
+            <w:r>
+              <w:rPr>
+                <w:b w:val="0"/>
+                <w:i w:val="0"/>
+                <w:color w:val="1A1A1A"/>
+                <w:sz w:val="21"/>
+              </w:rPr>
+              <w:t xml:space="preserve">  Each Example's Your Turn: the same steps on the student's own numbers, revealed and named a minute later.</w:t>
+            </w:r>
+          </w:p>
+          <w:p>
+            <w:pPr>
+              <w:spacing w:before="0" w:after="80"/>
+            </w:pPr>
+            <w:r>
+              <w:rPr>
+                <w:b/>
+                <w:i w:val="0"/>
+                <w:color w:val="1A1A1A"/>
+                <w:sz w:val="21"/>
+              </w:rPr>
+              <w:t>You do.</w:t>
+            </w:r>
+            <w:r>
+              <w:rPr>
+                <w:b w:val="0"/>
+                <w:i w:val="0"/>
+                <w:color w:val="1A1A1A"/>
+                <w:sz w:val="21"/>
+              </w:rPr>
+              <w:t xml:space="preserve">  The nine-question whiteboard round (10 minutes) and then the six-question independent set, silent and written.</w:t>
+            </w:r>
+          </w:p>
+        </w:tc>
+      </w:tr>
+    </w:tbl>
     <w:p>
       <w:pPr>
-        <w:keepNext/>
-        <w:spacing w:before="200" w:after="120"/>
-        <w:pBdr>
-          <w:bottom w:val="single" w:sz="8" w:space="2" w:color="1A1A1A"/>
-        </w:pBdr>
+        <w:spacing w:after="0" w:before="0" w:line="20" w:lineRule="exact"/>
       </w:pPr>
       <w:r>
         <w:rPr>
-          <w:b/>
-          <w:i w:val="0"/>
-          <w:color w:val="1A1A1A"/>
-          <w:sz w:val="24"/>
+          <w:sz w:val="2"/>
         </w:rPr>
-        <w:t>6.  Gradual Release</w:t>
-      </w:r>
-    </w:p>
-    <w:p>
-      <w:pPr>
-        <w:spacing w:before="40" w:after="60"/>
-      </w:pPr>
-      <w:r>
-        <w:rPr>
-          <w:b/>
-          <w:i w:val="0"/>
-          <w:color w:val="1A1A1A"/>
-          <w:sz w:val="21"/>
-        </w:rPr>
-        <w:t>I do.</w:t>
-      </w:r>
-      <w:r>
-        <w:rPr>
-          <w:b w:val="0"/>
-          <w:i w:val="0"/>
-          <w:color w:val="1A1A1A"/>
-          <w:sz w:val="21"/>
-        </w:rPr>
-        <w:t xml:space="preserve">  The Notes slides and the worked half of each Example: the teacher writes, the class copies, and the OFF line is said out loud rather than printed.</w:t>
-      </w:r>
-    </w:p>
-    <w:p>
-      <w:pPr>
-        <w:spacing w:before="0" w:after="60"/>
-      </w:pPr>
-      <w:r>
-        <w:rPr>
-          <w:b/>
-          <w:i w:val="0"/>
-          <w:color w:val="1A1A1A"/>
-          <w:sz w:val="21"/>
-        </w:rPr>
-        <w:t>We do.</w:t>
-      </w:r>
-      <w:r>
-        <w:rPr>
-          <w:b w:val="0"/>
-          <w:i w:val="0"/>
-          <w:color w:val="1A1A1A"/>
-          <w:sz w:val="21"/>
-        </w:rPr>
-        <w:t xml:space="preserve">  Each Example's Your Turn: the same steps on the student's own numbers, revealed and named a minute later.</w:t>
-      </w:r>
-    </w:p>
-    <w:p>
-      <w:pPr>
-        <w:spacing w:before="0" w:after="80"/>
-      </w:pPr>
-      <w:r>
-        <w:rPr>
-          <w:b/>
-          <w:i w:val="0"/>
-          <w:color w:val="1A1A1A"/>
-          <w:sz w:val="21"/>
-        </w:rPr>
-        <w:t>You do.</w:t>
-      </w:r>
-      <w:r>
-        <w:rPr>
-          <w:b w:val="0"/>
-          <w:i w:val="0"/>
-          <w:color w:val="1A1A1A"/>
-          <w:sz w:val="21"/>
-        </w:rPr>
-        <w:t xml:space="preserve">  The nine-question whiteboard round (10 minutes) and then the six-question independent set, silent and written.</w:t>
       </w:r>
     </w:p>
     <w:p>
@@ -3027,6 +3163,7 @@
           </w:tcPr>
           <w:p>
             <w:pPr>
+              <w:keepNext/>
               <w:spacing w:after="0"/>
               <w:jc w:val="center"/>
             </w:pPr>
@@ -3060,6 +3197,7 @@
           </w:tcPr>
           <w:p>
             <w:pPr>
+              <w:keepNext/>
               <w:spacing w:after="0"/>
               <w:jc w:val="center"/>
             </w:pPr>
@@ -3566,6 +3704,7 @@
           </w:tcPr>
           <w:p>
             <w:pPr>
+              <w:keepNext/>
               <w:spacing w:after="0"/>
               <w:jc w:val="center"/>
             </w:pPr>
@@ -3599,6 +3738,7 @@
           </w:tcPr>
           <w:p>
             <w:pPr>
+              <w:keepNext/>
               <w:spacing w:after="0"/>
               <w:jc w:val="center"/>
             </w:pPr>
@@ -3632,6 +3772,7 @@
           </w:tcPr>
           <w:p>
             <w:pPr>
+              <w:keepNext/>
               <w:spacing w:after="0"/>
               <w:jc w:val="center"/>
             </w:pPr>
@@ -3665,6 +3806,7 @@
           </w:tcPr>
           <w:p>
             <w:pPr>
+              <w:keepNext/>
               <w:spacing w:after="0"/>
               <w:jc w:val="center"/>
             </w:pPr>
@@ -5429,489 +5571,575 @@
         <w:t xml:space="preserve">  When a board splits — no option holding about two-thirds of the room — sixty seconds of “convince the person next to you”, then re-vote, then reveal. The minute comes out of the whiteboard remainder.</w:t>
       </w:r>
     </w:p>
+    <w:tbl>
+      <w:tblPr>
+        <w:tblLayout w:type="fixed"/>
+        <w:tblLook w:firstColumn="1" w:firstRow="1" w:lastColumn="0" w:lastRow="0" w:noHBand="0" w:noVBand="1" w:val="04A0"/>
+        <w:tblLayout w:type="fixed"/>
+        <w:tblW w:w="9360" w:type="dxa"/>
+      </w:tblPr>
+      <w:tblGrid>
+        <w:gridCol w:w="9360"/>
+      </w:tblGrid>
+      <w:tr>
+        <w:trPr>
+          <w:cantSplit/>
+        </w:trPr>
+        <w:tc>
+          <w:tcPr>
+            <w:tcW w:type="dxa" w:w="9360"/>
+            <w:tcBorders>
+              <w:top w:val="nil"/>
+              <w:left w:val="nil"/>
+              <w:bottom w:val="nil"/>
+              <w:right w:val="nil"/>
+            </w:tcBorders>
+            <w:tcMar>
+              <w:top w:w="0" w:type="dxa"/>
+              <w:left w:w="0" w:type="dxa"/>
+              <w:bottom w:w="0" w:type="dxa"/>
+              <w:right w:w="0" w:type="dxa"/>
+            </w:tcMar>
+          </w:tcPr>
+          <w:p>
+            <w:pPr>
+              <w:keepNext/>
+              <w:spacing w:before="200" w:after="120"/>
+              <w:pBdr>
+                <w:bottom w:val="single" w:sz="8" w:space="2" w:color="1A1A1A"/>
+              </w:pBdr>
+            </w:pPr>
+            <w:r>
+              <w:rPr>
+                <w:b/>
+                <w:i w:val="0"/>
+                <w:color w:val="1A1A1A"/>
+                <w:sz w:val="24"/>
+              </w:rPr>
+              <w:t>9.  Differentiation</w:t>
+            </w:r>
+          </w:p>
+          <w:p>
+            <w:pPr>
+              <w:spacing w:before="40" w:after="60"/>
+            </w:pPr>
+            <w:r>
+              <w:rPr>
+                <w:b/>
+                <w:i w:val="0"/>
+                <w:color w:val="1A1A1A"/>
+                <w:sz w:val="21"/>
+              </w:rPr>
+              <w:t>ESE / IEP.</w:t>
+            </w:r>
+            <w:r>
+              <w:rPr>
+                <w:b w:val="0"/>
+                <w:i w:val="0"/>
+                <w:color w:val="1A1A1A"/>
+                <w:sz w:val="21"/>
+              </w:rPr>
+              <w:t xml:space="preserve">  Give the four laws on a half-sheet, one worked example each, in the order of Notes II–IV, and let it stay on the desk through the round. The student's job is to name the law before writing, not to recall it.</w:t>
+            </w:r>
+          </w:p>
+          <w:p>
+            <w:pPr>
+              <w:spacing w:before="0" w:after="60"/>
+            </w:pPr>
+            <w:r>
+              <w:rPr>
+                <w:b/>
+                <w:i w:val="0"/>
+                <w:color w:val="1A1A1A"/>
+                <w:sz w:val="21"/>
+              </w:rPr>
+              <w:t>ELL.</w:t>
+            </w:r>
+            <w:r>
+              <w:rPr>
+                <w:b w:val="0"/>
+                <w:i w:val="0"/>
+                <w:color w:val="1A1A1A"/>
+                <w:sz w:val="21"/>
+              </w:rPr>
+              <w:t xml:space="preserve">  Base and exponent are the two nouns the whole unit rests on. Label 5</w:t>
+            </w:r>
+            <w:r>
+              <w:rPr>
+                <w:b w:val="0"/>
+                <w:i w:val="0"/>
+                <w:color w:val="1A1A1A"/>
+                <w:sz w:val="21"/>
+                <w:vertAlign w:val="superscript"/>
+              </w:rPr>
+              <w:t>3</w:t>
+            </w:r>
+            <w:r>
+              <w:rPr>
+                <w:b w:val="0"/>
+                <w:i w:val="0"/>
+                <w:color w:val="1A1A1A"/>
+                <w:sz w:val="21"/>
+              </w:rPr>
+              <w:t xml:space="preserve"> once on the board — 5 is the base, 3 is the exponent, 125 is the power — and point at the labels on every board that asks which expression is equivalent.</w:t>
+            </w:r>
+          </w:p>
+          <w:p>
+            <w:pPr>
+              <w:spacing w:before="0" w:after="80"/>
+            </w:pPr>
+            <w:r>
+              <w:rPr>
+                <w:b/>
+                <w:i w:val="0"/>
+                <w:color w:val="1A1A1A"/>
+                <w:sz w:val="21"/>
+              </w:rPr>
+              <w:t>Enrichment.</w:t>
+            </w:r>
+            <w:r>
+              <w:rPr>
+                <w:b w:val="0"/>
+                <w:i w:val="0"/>
+                <w:color w:val="1A1A1A"/>
+                <w:sz w:val="21"/>
+              </w:rPr>
+              <w:t xml:space="preserve">  Ask for (2</w:t>
+            </w:r>
+            <w:r>
+              <w:rPr>
+                <w:b w:val="0"/>
+                <w:i w:val="0"/>
+                <w:color w:val="1A1A1A"/>
+                <w:sz w:val="21"/>
+                <w:vertAlign w:val="superscript"/>
+              </w:rPr>
+              <w:t>3</w:t>
+            </w:r>
+            <w:r>
+              <w:rPr>
+                <w:b w:val="0"/>
+                <w:i w:val="0"/>
+                <w:color w:val="1A1A1A"/>
+                <w:sz w:val="21"/>
+              </w:rPr>
+              <w:t>)</w:t>
+            </w:r>
+            <w:r>
+              <w:rPr>
+                <w:b w:val="0"/>
+                <w:i w:val="0"/>
+                <w:color w:val="1A1A1A"/>
+                <w:sz w:val="21"/>
+                <w:vertAlign w:val="superscript"/>
+              </w:rPr>
+              <w:t>4</w:t>
+            </w:r>
+            <w:r>
+              <w:rPr>
+                <w:b w:val="0"/>
+                <w:i w:val="0"/>
+                <w:color w:val="1A1A1A"/>
+                <w:sz w:val="21"/>
+              </w:rPr>
+              <w:t xml:space="preserve"> and (2</w:t>
+            </w:r>
+            <w:r>
+              <w:rPr>
+                <w:b w:val="0"/>
+                <w:i w:val="0"/>
+                <w:color w:val="1A1A1A"/>
+                <w:sz w:val="21"/>
+                <w:vertAlign w:val="superscript"/>
+              </w:rPr>
+              <w:t>4</w:t>
+            </w:r>
+            <w:r>
+              <w:rPr>
+                <w:b w:val="0"/>
+                <w:i w:val="0"/>
+                <w:color w:val="1A1A1A"/>
+                <w:sz w:val="21"/>
+              </w:rPr>
+              <w:t>)</w:t>
+            </w:r>
+            <w:r>
+              <w:rPr>
+                <w:b w:val="0"/>
+                <w:i w:val="0"/>
+                <w:color w:val="1A1A1A"/>
+                <w:sz w:val="21"/>
+                <w:vertAlign w:val="superscript"/>
+              </w:rPr>
+              <w:t>3</w:t>
+            </w:r>
+            <w:r>
+              <w:rPr>
+                <w:b w:val="0"/>
+                <w:i w:val="0"/>
+                <w:color w:val="1A1A1A"/>
+                <w:sz w:val="21"/>
+              </w:rPr>
+              <w:t xml:space="preserve"> side by side and why they agree, then for a single power of 2 equal to 4</w:t>
+            </w:r>
+            <w:r>
+              <w:rPr>
+                <w:b w:val="0"/>
+                <w:i w:val="0"/>
+                <w:color w:val="1A1A1A"/>
+                <w:sz w:val="21"/>
+                <w:vertAlign w:val="superscript"/>
+              </w:rPr>
+              <w:t>3</w:t>
+            </w:r>
+            <w:r>
+              <w:rPr>
+                <w:b w:val="0"/>
+                <w:i w:val="0"/>
+                <w:color w:val="1A1A1A"/>
+                <w:sz w:val="21"/>
+              </w:rPr>
+              <w:t xml:space="preserve"> · 8</w:t>
+            </w:r>
+            <w:r>
+              <w:rPr>
+                <w:b w:val="0"/>
+                <w:i w:val="0"/>
+                <w:color w:val="1A1A1A"/>
+                <w:sz w:val="21"/>
+                <w:vertAlign w:val="superscript"/>
+              </w:rPr>
+              <w:t>2</w:t>
+            </w:r>
+            <w:r>
+              <w:rPr>
+                <w:b w:val="0"/>
+                <w:i w:val="0"/>
+                <w:color w:val="1A1A1A"/>
+                <w:sz w:val="21"/>
+              </w:rPr>
+              <w:t>.</w:t>
+            </w:r>
+          </w:p>
+        </w:tc>
+      </w:tr>
+    </w:tbl>
     <w:p>
       <w:pPr>
-        <w:keepNext/>
-        <w:spacing w:before="200" w:after="120"/>
-        <w:pBdr>
-          <w:bottom w:val="single" w:sz="8" w:space="2" w:color="1A1A1A"/>
-        </w:pBdr>
+        <w:spacing w:after="0" w:before="0" w:line="20" w:lineRule="exact"/>
       </w:pPr>
       <w:r>
         <w:rPr>
-          <w:b/>
-          <w:i w:val="0"/>
-          <w:color w:val="1A1A1A"/>
-          <w:sz w:val="24"/>
+          <w:sz w:val="2"/>
         </w:rPr>
-        <w:t>9.  Differentiation</w:t>
       </w:r>
     </w:p>
+    <w:tbl>
+      <w:tblPr>
+        <w:tblLayout w:type="fixed"/>
+        <w:tblLook w:firstColumn="1" w:firstRow="1" w:lastColumn="0" w:lastRow="0" w:noHBand="0" w:noVBand="1" w:val="04A0"/>
+        <w:tblLayout w:type="fixed"/>
+        <w:tblW w:w="9360" w:type="dxa"/>
+      </w:tblPr>
+      <w:tblGrid>
+        <w:gridCol w:w="9360"/>
+      </w:tblGrid>
+      <w:tr>
+        <w:trPr>
+          <w:cantSplit/>
+        </w:trPr>
+        <w:tc>
+          <w:tcPr>
+            <w:tcW w:type="dxa" w:w="9360"/>
+            <w:tcBorders>
+              <w:top w:val="nil"/>
+              <w:left w:val="nil"/>
+              <w:bottom w:val="nil"/>
+              <w:right w:val="nil"/>
+            </w:tcBorders>
+            <w:tcMar>
+              <w:top w:w="0" w:type="dxa"/>
+              <w:left w:w="0" w:type="dxa"/>
+              <w:bottom w:w="0" w:type="dxa"/>
+              <w:right w:w="0" w:type="dxa"/>
+            </w:tcMar>
+          </w:tcPr>
+          <w:p>
+            <w:pPr>
+              <w:keepNext/>
+              <w:spacing w:before="200" w:after="120"/>
+              <w:pBdr>
+                <w:bottom w:val="single" w:sz="8" w:space="2" w:color="1A1A1A"/>
+              </w:pBdr>
+            </w:pPr>
+            <w:r>
+              <w:rPr>
+                <w:b/>
+                <w:i w:val="0"/>
+                <w:color w:val="1A1A1A"/>
+                <w:sz w:val="24"/>
+              </w:rPr>
+              <w:t>10.  Closure, Vocabulary, Materials, Practice</w:t>
+            </w:r>
+          </w:p>
+          <w:p>
+            <w:pPr>
+              <w:spacing w:before="40" w:after="60"/>
+            </w:pPr>
+            <w:r>
+              <w:rPr>
+                <w:b/>
+                <w:i w:val="0"/>
+                <w:color w:val="1A1A1A"/>
+                <w:sz w:val="21"/>
+              </w:rPr>
+              <w:t>Closure.</w:t>
+            </w:r>
+            <w:r>
+              <w:rPr>
+                <w:b w:val="0"/>
+                <w:i w:val="0"/>
+                <w:color w:val="1A1A1A"/>
+                <w:sz w:val="21"/>
+              </w:rPr>
+              <w:t xml:space="preserve">  Board 9 is written work and it is the exit evidence: the student has to say that the power of a product law needs a product inside the parentheses, not a sum. Read the boards, not the papers.</w:t>
+            </w:r>
+          </w:p>
+          <w:p>
+            <w:pPr>
+              <w:spacing w:before="0" w:after="60"/>
+            </w:pPr>
+            <w:r>
+              <w:rPr>
+                <w:b/>
+                <w:i w:val="0"/>
+                <w:color w:val="1A1A1A"/>
+                <w:sz w:val="21"/>
+              </w:rPr>
+              <w:t>Vocabulary.</w:t>
+            </w:r>
+            <w:r>
+              <w:rPr>
+                <w:b w:val="0"/>
+                <w:i w:val="0"/>
+                <w:color w:val="1A1A1A"/>
+                <w:sz w:val="21"/>
+              </w:rPr>
+              <w:t xml:space="preserve">  </w:t>
+            </w:r>
+            <w:r>
+              <w:rPr>
+                <w:b/>
+                <w:i w:val="0"/>
+                <w:color w:val="0B5394"/>
+                <w:sz w:val="21"/>
+              </w:rPr>
+              <w:t>base</w:t>
+            </w:r>
+            <w:r>
+              <w:rPr>
+                <w:b w:val="0"/>
+                <w:i w:val="0"/>
+                <w:color w:val="1A1A1A"/>
+                <w:sz w:val="21"/>
+              </w:rPr>
+              <w:t xml:space="preserve">; </w:t>
+            </w:r>
+            <w:r>
+              <w:rPr>
+                <w:b/>
+                <w:i w:val="0"/>
+                <w:color w:val="0B5394"/>
+                <w:sz w:val="21"/>
+              </w:rPr>
+              <w:t>exponent</w:t>
+            </w:r>
+            <w:r>
+              <w:rPr>
+                <w:b w:val="0"/>
+                <w:i w:val="0"/>
+                <w:color w:val="1A1A1A"/>
+                <w:sz w:val="21"/>
+              </w:rPr>
+              <w:t xml:space="preserve">; </w:t>
+            </w:r>
+            <w:r>
+              <w:rPr>
+                <w:b/>
+                <w:i w:val="0"/>
+                <w:color w:val="0B5394"/>
+                <w:sz w:val="21"/>
+              </w:rPr>
+              <w:t>power</w:t>
+            </w:r>
+            <w:r>
+              <w:rPr>
+                <w:b w:val="0"/>
+                <w:i w:val="0"/>
+                <w:color w:val="1A1A1A"/>
+                <w:sz w:val="21"/>
+              </w:rPr>
+              <w:t xml:space="preserve">; </w:t>
+            </w:r>
+            <w:r>
+              <w:rPr>
+                <w:b/>
+                <w:i w:val="0"/>
+                <w:color w:val="0B5394"/>
+                <w:sz w:val="21"/>
+              </w:rPr>
+              <w:t>product of powers law</w:t>
+            </w:r>
+            <w:r>
+              <w:rPr>
+                <w:b w:val="0"/>
+                <w:i w:val="0"/>
+                <w:color w:val="1A1A1A"/>
+                <w:sz w:val="21"/>
+              </w:rPr>
+              <w:t xml:space="preserve">; </w:t>
+            </w:r>
+            <w:r>
+              <w:rPr>
+                <w:b/>
+                <w:i w:val="0"/>
+                <w:color w:val="0B5394"/>
+                <w:sz w:val="21"/>
+              </w:rPr>
+              <w:t>power of a product law</w:t>
+            </w:r>
+            <w:r>
+              <w:rPr>
+                <w:b w:val="0"/>
+                <w:i w:val="0"/>
+                <w:color w:val="1A1A1A"/>
+                <w:sz w:val="21"/>
+              </w:rPr>
+              <w:t xml:space="preserve">; </w:t>
+            </w:r>
+            <w:r>
+              <w:rPr>
+                <w:b/>
+                <w:i w:val="0"/>
+                <w:color w:val="0B5394"/>
+                <w:sz w:val="21"/>
+              </w:rPr>
+              <w:t>power of a power law</w:t>
+            </w:r>
+            <w:r>
+              <w:rPr>
+                <w:b w:val="0"/>
+                <w:i w:val="0"/>
+                <w:color w:val="1A1A1A"/>
+                <w:sz w:val="21"/>
+              </w:rPr>
+              <w:t xml:space="preserve">; </w:t>
+            </w:r>
+            <w:r>
+              <w:rPr>
+                <w:b/>
+                <w:i w:val="0"/>
+                <w:color w:val="0B5394"/>
+                <w:sz w:val="21"/>
+              </w:rPr>
+              <w:t>identity exponent law</w:t>
+            </w:r>
+          </w:p>
+          <w:p>
+            <w:pPr>
+              <w:spacing w:before="0" w:after="60"/>
+            </w:pPr>
+            <w:r>
+              <w:rPr>
+                <w:b/>
+                <w:i w:val="0"/>
+                <w:color w:val="1A1A1A"/>
+                <w:sz w:val="21"/>
+              </w:rPr>
+              <w:t>Materials.</w:t>
+            </w:r>
+            <w:r>
+              <w:rPr>
+                <w:b w:val="0"/>
+                <w:i w:val="0"/>
+                <w:color w:val="1A1A1A"/>
+                <w:sz w:val="21"/>
+              </w:rPr>
+              <w:t xml:space="preserve">  Whiteboards and markers. Calculators are allowed on everything and are useful for the big values in the bank (8</w:t>
+            </w:r>
+            <w:r>
+              <w:rPr>
+                <w:b w:val="0"/>
+                <w:i w:val="0"/>
+                <w:color w:val="1A1A1A"/>
+                <w:sz w:val="21"/>
+                <w:vertAlign w:val="superscript"/>
+              </w:rPr>
+              <w:t>8</w:t>
+            </w:r>
+            <w:r>
+              <w:rPr>
+                <w:b w:val="0"/>
+                <w:i w:val="0"/>
+                <w:color w:val="1A1A1A"/>
+                <w:sz w:val="21"/>
+              </w:rPr>
+              <w:t>, 35</w:t>
+            </w:r>
+            <w:r>
+              <w:rPr>
+                <w:b w:val="0"/>
+                <w:i w:val="0"/>
+                <w:color w:val="1A1A1A"/>
+                <w:sz w:val="21"/>
+                <w:vertAlign w:val="superscript"/>
+              </w:rPr>
+              <w:t>4</w:t>
+            </w:r>
+            <w:r>
+              <w:rPr>
+                <w:b w:val="0"/>
+                <w:i w:val="0"/>
+                <w:color w:val="1A1A1A"/>
+                <w:sz w:val="21"/>
+              </w:rPr>
+              <w:t>); the laws themselves are done by hand.</w:t>
+            </w:r>
+          </w:p>
+          <w:p>
+            <w:pPr>
+              <w:spacing w:before="0" w:after="80"/>
+            </w:pPr>
+            <w:r>
+              <w:rPr>
+                <w:b/>
+                <w:i w:val="0"/>
+                <w:color w:val="1A1A1A"/>
+                <w:sz w:val="21"/>
+              </w:rPr>
+              <w:t>Practice.</w:t>
+            </w:r>
+            <w:r>
+              <w:rPr>
+                <w:b w:val="0"/>
+                <w:i w:val="0"/>
+                <w:color w:val="1A1A1A"/>
+                <w:sz w:val="21"/>
+              </w:rPr>
+              <w:t xml:space="preserve">  The six-question independent set is worked silently in class; whatever is not finished goes home. IXL, all skills required to a SmartScore of 67, due at the start of the next class: Evaluate powers — SZQ; Multiplication with exponents — 5SK; Power rule — 8DA; Understanding exponents — BFA.</w:t>
+            </w:r>
+          </w:p>
+        </w:tc>
+      </w:tr>
+    </w:tbl>
     <w:p>
       <w:pPr>
-        <w:spacing w:before="40" w:after="60"/>
+        <w:spacing w:after="0" w:before="0" w:line="20" w:lineRule="exact"/>
       </w:pPr>
       <w:r>
         <w:rPr>
-          <w:b/>
-          <w:i w:val="0"/>
-          <w:color w:val="1A1A1A"/>
-          <w:sz w:val="21"/>
+          <w:sz w:val="2"/>
         </w:rPr>
-        <w:t>ESE / IEP.</w:t>
-      </w:r>
-      <w:r>
-        <w:rPr>
-          <w:b w:val="0"/>
-          <w:i w:val="0"/>
-          <w:color w:val="1A1A1A"/>
-          <w:sz w:val="21"/>
-        </w:rPr>
-        <w:t xml:space="preserve">  Give the four laws on a half-sheet, one worked example each, in the order of Notes II–IV, and let it stay on the desk through the round. The student's job is to name the law before writing, not to recall it.</w:t>
-      </w:r>
-    </w:p>
-    <w:p>
-      <w:pPr>
-        <w:spacing w:before="0" w:after="60"/>
-      </w:pPr>
-      <w:r>
-        <w:rPr>
-          <w:b/>
-          <w:i w:val="0"/>
-          <w:color w:val="1A1A1A"/>
-          <w:sz w:val="21"/>
-        </w:rPr>
-        <w:t>ELL.</w:t>
-      </w:r>
-      <w:r>
-        <w:rPr>
-          <w:b w:val="0"/>
-          <w:i w:val="0"/>
-          <w:color w:val="1A1A1A"/>
-          <w:sz w:val="21"/>
-        </w:rPr>
-        <w:t xml:space="preserve">  Base and exponent are the two nouns the whole unit rests on. Label 5</w:t>
-      </w:r>
-      <w:r>
-        <w:rPr>
-          <w:b w:val="0"/>
-          <w:i w:val="0"/>
-          <w:color w:val="1A1A1A"/>
-          <w:sz w:val="21"/>
-          <w:vertAlign w:val="superscript"/>
-        </w:rPr>
-        <w:t>3</w:t>
-      </w:r>
-      <w:r>
-        <w:rPr>
-          <w:b w:val="0"/>
-          <w:i w:val="0"/>
-          <w:color w:val="1A1A1A"/>
-          <w:sz w:val="21"/>
-        </w:rPr>
-        <w:t xml:space="preserve"> once on the board — 5 is the base, 3 is the exponent, 125 is the power — and point at the labels on every board that asks which expression is equivalent.</w:t>
-      </w:r>
-    </w:p>
-    <w:p>
-      <w:pPr>
-        <w:spacing w:before="0" w:after="80"/>
-      </w:pPr>
-      <w:r>
-        <w:rPr>
-          <w:b/>
-          <w:i w:val="0"/>
-          <w:color w:val="1A1A1A"/>
-          <w:sz w:val="21"/>
-        </w:rPr>
-        <w:t>Enrichment.</w:t>
-      </w:r>
-      <w:r>
-        <w:rPr>
-          <w:b w:val="0"/>
-          <w:i w:val="0"/>
-          <w:color w:val="1A1A1A"/>
-          <w:sz w:val="21"/>
-        </w:rPr>
-        <w:t xml:space="preserve">  Ask for (2</w:t>
-      </w:r>
-      <w:r>
-        <w:rPr>
-          <w:b w:val="0"/>
-          <w:i w:val="0"/>
-          <w:color w:val="1A1A1A"/>
-          <w:sz w:val="21"/>
-          <w:vertAlign w:val="superscript"/>
-        </w:rPr>
-        <w:t>3</w:t>
-      </w:r>
-      <w:r>
-        <w:rPr>
-          <w:b w:val="0"/>
-          <w:i w:val="0"/>
-          <w:color w:val="1A1A1A"/>
-          <w:sz w:val="21"/>
-        </w:rPr>
-        <w:t>)</w:t>
-      </w:r>
-      <w:r>
-        <w:rPr>
-          <w:b w:val="0"/>
-          <w:i w:val="0"/>
-          <w:color w:val="1A1A1A"/>
-          <w:sz w:val="21"/>
-          <w:vertAlign w:val="superscript"/>
-        </w:rPr>
-        <w:t>4</w:t>
-      </w:r>
-      <w:r>
-        <w:rPr>
-          <w:b w:val="0"/>
-          <w:i w:val="0"/>
-          <w:color w:val="1A1A1A"/>
-          <w:sz w:val="21"/>
-        </w:rPr>
-        <w:t xml:space="preserve"> and (2</w:t>
-      </w:r>
-      <w:r>
-        <w:rPr>
-          <w:b w:val="0"/>
-          <w:i w:val="0"/>
-          <w:color w:val="1A1A1A"/>
-          <w:sz w:val="21"/>
-          <w:vertAlign w:val="superscript"/>
-        </w:rPr>
-        <w:t>4</w:t>
-      </w:r>
-      <w:r>
-        <w:rPr>
-          <w:b w:val="0"/>
-          <w:i w:val="0"/>
-          <w:color w:val="1A1A1A"/>
-          <w:sz w:val="21"/>
-        </w:rPr>
-        <w:t>)</w:t>
-      </w:r>
-      <w:r>
-        <w:rPr>
-          <w:b w:val="0"/>
-          <w:i w:val="0"/>
-          <w:color w:val="1A1A1A"/>
-          <w:sz w:val="21"/>
-          <w:vertAlign w:val="superscript"/>
-        </w:rPr>
-        <w:t>3</w:t>
-      </w:r>
-      <w:r>
-        <w:rPr>
-          <w:b w:val="0"/>
-          <w:i w:val="0"/>
-          <w:color w:val="1A1A1A"/>
-          <w:sz w:val="21"/>
-        </w:rPr>
-        <w:t xml:space="preserve"> side by side and why they agree, then for a single power of 2 equal to 4</w:t>
-      </w:r>
-      <w:r>
-        <w:rPr>
-          <w:b w:val="0"/>
-          <w:i w:val="0"/>
-          <w:color w:val="1A1A1A"/>
-          <w:sz w:val="21"/>
-          <w:vertAlign w:val="superscript"/>
-        </w:rPr>
-        <w:t>3</w:t>
-      </w:r>
-      <w:r>
-        <w:rPr>
-          <w:b w:val="0"/>
-          <w:i w:val="0"/>
-          <w:color w:val="1A1A1A"/>
-          <w:sz w:val="21"/>
-        </w:rPr>
-        <w:t xml:space="preserve"> · 8</w:t>
-      </w:r>
-      <w:r>
-        <w:rPr>
-          <w:b w:val="0"/>
-          <w:i w:val="0"/>
-          <w:color w:val="1A1A1A"/>
-          <w:sz w:val="21"/>
-          <w:vertAlign w:val="superscript"/>
-        </w:rPr>
-        <w:t>2</w:t>
-      </w:r>
-      <w:r>
-        <w:rPr>
-          <w:b w:val="0"/>
-          <w:i w:val="0"/>
-          <w:color w:val="1A1A1A"/>
-          <w:sz w:val="21"/>
-        </w:rPr>
-        <w:t>.</w:t>
-      </w:r>
-    </w:p>
-    <w:p>
-      <w:pPr>
-        <w:keepNext/>
-        <w:spacing w:before="200" w:after="120"/>
-        <w:pBdr>
-          <w:bottom w:val="single" w:sz="8" w:space="2" w:color="1A1A1A"/>
-        </w:pBdr>
-      </w:pPr>
-      <w:r>
-        <w:rPr>
-          <w:b/>
-          <w:i w:val="0"/>
-          <w:color w:val="1A1A1A"/>
-          <w:sz w:val="24"/>
-        </w:rPr>
-        <w:t>10.  Closure, Vocabulary, Materials, Practice</w:t>
-      </w:r>
-    </w:p>
-    <w:p>
-      <w:pPr>
-        <w:spacing w:before="40" w:after="60"/>
-      </w:pPr>
-      <w:r>
-        <w:rPr>
-          <w:b/>
-          <w:i w:val="0"/>
-          <w:color w:val="1A1A1A"/>
-          <w:sz w:val="21"/>
-        </w:rPr>
-        <w:t>Closure.</w:t>
-      </w:r>
-      <w:r>
-        <w:rPr>
-          <w:b w:val="0"/>
-          <w:i w:val="0"/>
-          <w:color w:val="1A1A1A"/>
-          <w:sz w:val="21"/>
-        </w:rPr>
-        <w:t xml:space="preserve">  Board 9 is written work and it is the exit evidence: the student has to say that the power of a product law needs a product inside the parentheses, not a sum. Read the boards, not the papers.</w:t>
-      </w:r>
-    </w:p>
-    <w:p>
-      <w:pPr>
-        <w:spacing w:before="0" w:after="60"/>
-      </w:pPr>
-      <w:r>
-        <w:rPr>
-          <w:b/>
-          <w:i w:val="0"/>
-          <w:color w:val="1A1A1A"/>
-          <w:sz w:val="21"/>
-        </w:rPr>
-        <w:t>Vocabulary.</w:t>
-      </w:r>
-      <w:r>
-        <w:rPr>
-          <w:b w:val="0"/>
-          <w:i w:val="0"/>
-          <w:color w:val="1A1A1A"/>
-          <w:sz w:val="21"/>
-        </w:rPr>
-        <w:t xml:space="preserve">  </w:t>
-      </w:r>
-      <w:r>
-        <w:rPr>
-          <w:b/>
-          <w:i w:val="0"/>
-          <w:color w:val="0B5394"/>
-          <w:sz w:val="21"/>
-        </w:rPr>
-        <w:t>base</w:t>
-      </w:r>
-      <w:r>
-        <w:rPr>
-          <w:b w:val="0"/>
-          <w:i w:val="0"/>
-          <w:color w:val="1A1A1A"/>
-          <w:sz w:val="21"/>
-        </w:rPr>
-        <w:t xml:space="preserve">; </w:t>
-      </w:r>
-      <w:r>
-        <w:rPr>
-          <w:b/>
-          <w:i w:val="0"/>
-          <w:color w:val="0B5394"/>
-          <w:sz w:val="21"/>
-        </w:rPr>
-        <w:t>exponent</w:t>
-      </w:r>
-      <w:r>
-        <w:rPr>
-          <w:b w:val="0"/>
-          <w:i w:val="0"/>
-          <w:color w:val="1A1A1A"/>
-          <w:sz w:val="21"/>
-        </w:rPr>
-        <w:t xml:space="preserve">; </w:t>
-      </w:r>
-      <w:r>
-        <w:rPr>
-          <w:b/>
-          <w:i w:val="0"/>
-          <w:color w:val="0B5394"/>
-          <w:sz w:val="21"/>
-        </w:rPr>
-        <w:t>power</w:t>
-      </w:r>
-      <w:r>
-        <w:rPr>
-          <w:b w:val="0"/>
-          <w:i w:val="0"/>
-          <w:color w:val="1A1A1A"/>
-          <w:sz w:val="21"/>
-        </w:rPr>
-        <w:t xml:space="preserve">; </w:t>
-      </w:r>
-      <w:r>
-        <w:rPr>
-          <w:b/>
-          <w:i w:val="0"/>
-          <w:color w:val="0B5394"/>
-          <w:sz w:val="21"/>
-        </w:rPr>
-        <w:t>product of powers law</w:t>
-      </w:r>
-      <w:r>
-        <w:rPr>
-          <w:b w:val="0"/>
-          <w:i w:val="0"/>
-          <w:color w:val="1A1A1A"/>
-          <w:sz w:val="21"/>
-        </w:rPr>
-        <w:t xml:space="preserve">; </w:t>
-      </w:r>
-      <w:r>
-        <w:rPr>
-          <w:b/>
-          <w:i w:val="0"/>
-          <w:color w:val="0B5394"/>
-          <w:sz w:val="21"/>
-        </w:rPr>
-        <w:t>power of a product law</w:t>
-      </w:r>
-      <w:r>
-        <w:rPr>
-          <w:b w:val="0"/>
-          <w:i w:val="0"/>
-          <w:color w:val="1A1A1A"/>
-          <w:sz w:val="21"/>
-        </w:rPr>
-        <w:t xml:space="preserve">; </w:t>
-      </w:r>
-      <w:r>
-        <w:rPr>
-          <w:b/>
-          <w:i w:val="0"/>
-          <w:color w:val="0B5394"/>
-          <w:sz w:val="21"/>
-        </w:rPr>
-        <w:t>power of a power law</w:t>
-      </w:r>
-      <w:r>
-        <w:rPr>
-          <w:b w:val="0"/>
-          <w:i w:val="0"/>
-          <w:color w:val="1A1A1A"/>
-          <w:sz w:val="21"/>
-        </w:rPr>
-        <w:t xml:space="preserve">; </w:t>
-      </w:r>
-      <w:r>
-        <w:rPr>
-          <w:b/>
-          <w:i w:val="0"/>
-          <w:color w:val="0B5394"/>
-          <w:sz w:val="21"/>
-        </w:rPr>
-        <w:t>identity exponent law</w:t>
-      </w:r>
-    </w:p>
-    <w:p>
-      <w:pPr>
-        <w:spacing w:before="0" w:after="60"/>
-      </w:pPr>
-      <w:r>
-        <w:rPr>
-          <w:b/>
-          <w:i w:val="0"/>
-          <w:color w:val="1A1A1A"/>
-          <w:sz w:val="21"/>
-        </w:rPr>
-        <w:t>Materials.</w:t>
-      </w:r>
-      <w:r>
-        <w:rPr>
-          <w:b w:val="0"/>
-          <w:i w:val="0"/>
-          <w:color w:val="1A1A1A"/>
-          <w:sz w:val="21"/>
-        </w:rPr>
-        <w:t xml:space="preserve">  Whiteboards and markers. Calculators are allowed on everything and are useful for the big values in the bank (8</w:t>
-      </w:r>
-      <w:r>
-        <w:rPr>
-          <w:b w:val="0"/>
-          <w:i w:val="0"/>
-          <w:color w:val="1A1A1A"/>
-          <w:sz w:val="21"/>
-          <w:vertAlign w:val="superscript"/>
-        </w:rPr>
-        <w:t>8</w:t>
-      </w:r>
-      <w:r>
-        <w:rPr>
-          <w:b w:val="0"/>
-          <w:i w:val="0"/>
-          <w:color w:val="1A1A1A"/>
-          <w:sz w:val="21"/>
-        </w:rPr>
-        <w:t>, 35</w:t>
-      </w:r>
-      <w:r>
-        <w:rPr>
-          <w:b w:val="0"/>
-          <w:i w:val="0"/>
-          <w:color w:val="1A1A1A"/>
-          <w:sz w:val="21"/>
-          <w:vertAlign w:val="superscript"/>
-        </w:rPr>
-        <w:t>4</w:t>
-      </w:r>
-      <w:r>
-        <w:rPr>
-          <w:b w:val="0"/>
-          <w:i w:val="0"/>
-          <w:color w:val="1A1A1A"/>
-          <w:sz w:val="21"/>
-        </w:rPr>
-        <w:t>); the laws themselves are done by hand.</w:t>
-      </w:r>
-    </w:p>
-    <w:p>
-      <w:pPr>
-        <w:spacing w:before="0" w:after="80"/>
-      </w:pPr>
-      <w:r>
-        <w:rPr>
-          <w:b/>
-          <w:i w:val="0"/>
-          <w:color w:val="1A1A1A"/>
-          <w:sz w:val="21"/>
-        </w:rPr>
-        <w:t>Practice.</w:t>
-      </w:r>
-      <w:r>
-        <w:rPr>
-          <w:b w:val="0"/>
-          <w:i w:val="0"/>
-          <w:color w:val="1A1A1A"/>
-          <w:sz w:val="21"/>
-        </w:rPr>
-        <w:t xml:space="preserve">  The six-question independent set is worked silently in class; whatever is not finished goes home. IXL, all skills required to a SmartScore of 67, due at the start of the next class: Evaluate powers — SZQ; Multiplication with exponents — 5SK; Power rule — 8DA; Understanding exponents — BFA.</w:t>
       </w:r>
     </w:p>
     <w:sectPr>

--- a/a7/packages/A7 Unit 3 - Exponents and Scientific Notation/Lesson Plans/A7 3.01  Lesson Plan.docx
+++ b/a7/packages/A7 Unit 3 - Exponents and Scientific Notation/Lesson Plans/A7 3.01  Lesson Plan.docx
@@ -4761,7 +4761,7 @@
                 <w:color w:val="9E1B32"/>
                 <w:sz w:val="18"/>
               </w:rPr>
-              <w:t>A — 4</w:t>
+              <w:t>D — 4</w:t>
             </w:r>
             <w:r>
               <w:rPr>
@@ -4802,7 +4802,7 @@
                 <w:color w:val="1A1A1A"/>
                 <w:sz w:val="18"/>
               </w:rPr>
-              <w:t>(B) multiplied the exponents — the power-of-a-power move applied to a product [7.NSO.1.1 misconception, B1G-M]; (C) multiplied the bases as well as adding the exponents [7.NSO.1.1 misconception: operating on the bases]; (D) added the bases and added the exponents [7.NSO.1.1 misconception: operating on the bases]</w:t>
+              <w:t>(A) multiplied the bases as well as adding the exponents [7.NSO.1.1 misconception: operating on the bases]; (B) added the bases and added the exponents [7.NSO.1.1 misconception: operating on the bases]; (C) multiplied the exponents — the power-of-a-power move applied to a product [7.NSO.1.1 misconception, B1G-M]</w:t>
             </w:r>
           </w:p>
         </w:tc>
@@ -4934,7 +4934,7 @@
                 <w:color w:val="9E1B32"/>
                 <w:sz w:val="18"/>
               </w:rPr>
-              <w:t>A — 2</w:t>
+              <w:t>C — 2</w:t>
             </w:r>
             <w:r>
               <w:rPr>
@@ -4975,7 +4975,7 @@
                 <w:color w:val="1A1A1A"/>
                 <w:sz w:val="18"/>
               </w:rPr>
-              <w:t>(B) added the exponents — the product-of-powers move applied to a power of a power [7.NSO.1.1 misconception, B1G-M]; (C) raised the base to the outer exponent as well [7.NSO.1.1 misconception: operating on the bases]; (D) raised the inner exponent to the outer one, 3</w:t>
+              <w:t>(A) added the exponents — the product-of-powers move applied to a power of a power [7.NSO.1.1 misconception, B1G-M]; (B) raised the base to the outer exponent as well [7.NSO.1.1 misconception: operating on the bases]; (D) raised the inner exponent to the outer one, 3</w:t>
             </w:r>
             <w:r>
               <w:rPr>

--- a/a7/packages/A7 Unit 3 - Exponents and Scientific Notation/Lesson Plans/A7 3.01  Lesson Plan.docx
+++ b/a7/packages/A7 Unit 3 - Exponents and Scientific Notation/Lesson Plans/A7 3.01  Lesson Plan.docx
@@ -4101,7 +4101,7 @@
                 <w:color w:val="1A1A1A"/>
                 <w:sz w:val="18"/>
               </w:rPr>
-              <w:t>A tile pattern grows by a factor of 2</w:t>
+              <w:t>A photo is enlarged 2</w:t>
             </w:r>
             <w:r>
               <w:rPr>
@@ -4120,7 +4120,7 @@
                 <w:color w:val="1A1A1A"/>
                 <w:sz w:val="18"/>
               </w:rPr>
-              <w:t xml:space="preserve"> one week, and by 2</w:t>
+              <w:t xml:space="preserve"> times, then 2</w:t>
             </w:r>
             <w:r>
               <w:rPr>
@@ -4139,7 +4139,83 @@
                 <w:color w:val="1A1A1A"/>
                 <w:sz w:val="18"/>
               </w:rPr>
-              <w:t xml:space="preserve"> the next week. It started with 9 tiles. Write the two-week growth factor as one power, then find its value.</w:t>
+              <w:t xml:space="preserve"> times more. In all it is 2</w:t>
+            </w:r>
+            <w:r>
+              <w:rPr>
+                <w:b w:val="0"/>
+                <w:i w:val="0"/>
+                <w:color w:val="1A1A1A"/>
+                <w:sz w:val="18"/>
+                <w:vertAlign w:val="superscript"/>
+              </w:rPr>
+              <w:t>4</w:t>
+            </w:r>
+            <w:r>
+              <w:rPr>
+                <w:b w:val="0"/>
+                <w:i w:val="0"/>
+                <w:color w:val="1A1A1A"/>
+                <w:sz w:val="18"/>
+              </w:rPr>
+              <w:t xml:space="preserve"> · 2</w:t>
+            </w:r>
+            <w:r>
+              <w:rPr>
+                <w:b w:val="0"/>
+                <w:i w:val="0"/>
+                <w:color w:val="1A1A1A"/>
+                <w:sz w:val="18"/>
+                <w:vertAlign w:val="superscript"/>
+              </w:rPr>
+              <w:t>2</w:t>
+            </w:r>
+            <w:r>
+              <w:rPr>
+                <w:b w:val="0"/>
+                <w:i w:val="0"/>
+                <w:color w:val="1A1A1A"/>
+                <w:sz w:val="18"/>
+              </w:rPr>
+              <w:t xml:space="preserve"> times bigger. The photo is 9 cm wide. Write 2</w:t>
+            </w:r>
+            <w:r>
+              <w:rPr>
+                <w:b w:val="0"/>
+                <w:i w:val="0"/>
+                <w:color w:val="1A1A1A"/>
+                <w:sz w:val="18"/>
+                <w:vertAlign w:val="superscript"/>
+              </w:rPr>
+              <w:t>4</w:t>
+            </w:r>
+            <w:r>
+              <w:rPr>
+                <w:b w:val="0"/>
+                <w:i w:val="0"/>
+                <w:color w:val="1A1A1A"/>
+                <w:sz w:val="18"/>
+              </w:rPr>
+              <w:t xml:space="preserve"> · 2</w:t>
+            </w:r>
+            <w:r>
+              <w:rPr>
+                <w:b w:val="0"/>
+                <w:i w:val="0"/>
+                <w:color w:val="1A1A1A"/>
+                <w:sz w:val="18"/>
+                <w:vertAlign w:val="superscript"/>
+              </w:rPr>
+              <w:t>2</w:t>
+            </w:r>
+            <w:r>
+              <w:rPr>
+                <w:b w:val="0"/>
+                <w:i w:val="0"/>
+                <w:color w:val="1A1A1A"/>
+                <w:sz w:val="18"/>
+              </w:rPr>
+              <w:t xml:space="preserve"> as one power. Then find its value.</w:t>
             </w:r>
           </w:p>
         </w:tc>
@@ -4220,7 +4296,45 @@
                 <w:color w:val="1A1A1A"/>
                 <w:sz w:val="18"/>
               </w:rPr>
-              <w:t>576 — the starting count was used [the question asks for the factor, not a tile count]; 256 — multiplied the exponents (2</w:t>
+              <w:t>576 — the width was used [the question asks for the value of 2</w:t>
+            </w:r>
+            <w:r>
+              <w:rPr>
+                <w:b w:val="0"/>
+                <w:i w:val="0"/>
+                <w:color w:val="1A1A1A"/>
+                <w:sz w:val="18"/>
+                <w:vertAlign w:val="superscript"/>
+              </w:rPr>
+              <w:t>4</w:t>
+            </w:r>
+            <w:r>
+              <w:rPr>
+                <w:b w:val="0"/>
+                <w:i w:val="0"/>
+                <w:color w:val="1A1A1A"/>
+                <w:sz w:val="18"/>
+              </w:rPr>
+              <w:t xml:space="preserve"> · 2</w:t>
+            </w:r>
+            <w:r>
+              <w:rPr>
+                <w:b w:val="0"/>
+                <w:i w:val="0"/>
+                <w:color w:val="1A1A1A"/>
+                <w:sz w:val="18"/>
+                <w:vertAlign w:val="superscript"/>
+              </w:rPr>
+              <w:t>2</w:t>
+            </w:r>
+            <w:r>
+              <w:rPr>
+                <w:b w:val="0"/>
+                <w:i w:val="0"/>
+                <w:color w:val="1A1A1A"/>
+                <w:sz w:val="18"/>
+              </w:rPr>
+              <w:t>, not a width]; 256 — multiplied the exponents (2</w:t>
             </w:r>
             <w:r>
               <w:rPr>

--- a/a7/packages/A7 Unit 3 - Exponents and Scientific Notation/Lesson Plans/A7 3.01  Lesson Plan.docx
+++ b/a7/packages/A7 Unit 3 - Exponents and Scientific Notation/Lesson Plans/A7 3.01  Lesson Plan.docx
@@ -4101,7 +4101,7 @@
                 <w:color w:val="1A1A1A"/>
                 <w:sz w:val="18"/>
               </w:rPr>
-              <w:t>A photo is enlarged 2</w:t>
+              <w:t>A rectangle is 2</w:t>
             </w:r>
             <w:r>
               <w:rPr>
@@ -4120,7 +4120,7 @@
                 <w:color w:val="1A1A1A"/>
                 <w:sz w:val="18"/>
               </w:rPr>
-              <w:t xml:space="preserve"> times, then 2</w:t>
+              <w:t xml:space="preserve"> centimeters long and 2</w:t>
             </w:r>
             <w:r>
               <w:rPr>
@@ -4139,83 +4139,7 @@
                 <w:color w:val="1A1A1A"/>
                 <w:sz w:val="18"/>
               </w:rPr>
-              <w:t xml:space="preserve"> times more. In all it is 2</w:t>
-            </w:r>
-            <w:r>
-              <w:rPr>
-                <w:b w:val="0"/>
-                <w:i w:val="0"/>
-                <w:color w:val="1A1A1A"/>
-                <w:sz w:val="18"/>
-                <w:vertAlign w:val="superscript"/>
-              </w:rPr>
-              <w:t>4</w:t>
-            </w:r>
-            <w:r>
-              <w:rPr>
-                <w:b w:val="0"/>
-                <w:i w:val="0"/>
-                <w:color w:val="1A1A1A"/>
-                <w:sz w:val="18"/>
-              </w:rPr>
-              <w:t xml:space="preserve"> · 2</w:t>
-            </w:r>
-            <w:r>
-              <w:rPr>
-                <w:b w:val="0"/>
-                <w:i w:val="0"/>
-                <w:color w:val="1A1A1A"/>
-                <w:sz w:val="18"/>
-                <w:vertAlign w:val="superscript"/>
-              </w:rPr>
-              <w:t>2</w:t>
-            </w:r>
-            <w:r>
-              <w:rPr>
-                <w:b w:val="0"/>
-                <w:i w:val="0"/>
-                <w:color w:val="1A1A1A"/>
-                <w:sz w:val="18"/>
-              </w:rPr>
-              <w:t xml:space="preserve"> times bigger. The photo is 9 cm wide. Write 2</w:t>
-            </w:r>
-            <w:r>
-              <w:rPr>
-                <w:b w:val="0"/>
-                <w:i w:val="0"/>
-                <w:color w:val="1A1A1A"/>
-                <w:sz w:val="18"/>
-                <w:vertAlign w:val="superscript"/>
-              </w:rPr>
-              <w:t>4</w:t>
-            </w:r>
-            <w:r>
-              <w:rPr>
-                <w:b w:val="0"/>
-                <w:i w:val="0"/>
-                <w:color w:val="1A1A1A"/>
-                <w:sz w:val="18"/>
-              </w:rPr>
-              <w:t xml:space="preserve"> · 2</w:t>
-            </w:r>
-            <w:r>
-              <w:rPr>
-                <w:b w:val="0"/>
-                <w:i w:val="0"/>
-                <w:color w:val="1A1A1A"/>
-                <w:sz w:val="18"/>
-                <w:vertAlign w:val="superscript"/>
-              </w:rPr>
-              <w:t>2</w:t>
-            </w:r>
-            <w:r>
-              <w:rPr>
-                <w:b w:val="0"/>
-                <w:i w:val="0"/>
-                <w:color w:val="1A1A1A"/>
-                <w:sz w:val="18"/>
-              </w:rPr>
-              <w:t xml:space="preserve"> as one power. Then find its value.</w:t>
+              <w:t xml:space="preserve"> centimeters wide. Its perimeter is 40 centimeters. What is the area of the rectangle, in square centimeters?</w:t>
             </w:r>
           </w:p>
         </w:tc>
@@ -4265,7 +4189,7 @@
                 <w:color w:val="9E1B32"/>
                 <w:sz w:val="18"/>
               </w:rPr>
-              <w:t xml:space="preserve"> = 64</w:t>
+              <w:t xml:space="preserve"> = 64 square centimeters</w:t>
             </w:r>
           </w:p>
         </w:tc>
@@ -4296,45 +4220,7 @@
                 <w:color w:val="1A1A1A"/>
                 <w:sz w:val="18"/>
               </w:rPr>
-              <w:t>576 — the width was used [the question asks for the value of 2</w:t>
-            </w:r>
-            <w:r>
-              <w:rPr>
-                <w:b w:val="0"/>
-                <w:i w:val="0"/>
-                <w:color w:val="1A1A1A"/>
-                <w:sz w:val="18"/>
-                <w:vertAlign w:val="superscript"/>
-              </w:rPr>
-              <w:t>4</w:t>
-            </w:r>
-            <w:r>
-              <w:rPr>
-                <w:b w:val="0"/>
-                <w:i w:val="0"/>
-                <w:color w:val="1A1A1A"/>
-                <w:sz w:val="18"/>
-              </w:rPr>
-              <w:t xml:space="preserve"> · 2</w:t>
-            </w:r>
-            <w:r>
-              <w:rPr>
-                <w:b w:val="0"/>
-                <w:i w:val="0"/>
-                <w:color w:val="1A1A1A"/>
-                <w:sz w:val="18"/>
-                <w:vertAlign w:val="superscript"/>
-              </w:rPr>
-              <w:t>2</w:t>
-            </w:r>
-            <w:r>
-              <w:rPr>
-                <w:b w:val="0"/>
-                <w:i w:val="0"/>
-                <w:color w:val="1A1A1A"/>
-                <w:sz w:val="18"/>
-              </w:rPr>
-              <w:t>, not a width]; 256 — multiplied the exponents (2</w:t>
+              <w:t>40 — the perimeter was copied as the answer [the unneeded figure was used]; 20 — the sides were added, not multiplied; 256 — the exponents were multiplied (2</w:t>
             </w:r>
             <w:r>
               <w:rPr>
@@ -4353,7 +4239,7 @@
                 <w:color w:val="1A1A1A"/>
                 <w:sz w:val="18"/>
               </w:rPr>
-              <w:t>); 4096 — multiplied the bases (4</w:t>
+              <w:t>) [confused with power of a power]; 4096 — the bases were multiplied (4</w:t>
             </w:r>
             <w:r>
               <w:rPr>
